--- a/output/投研舆情晨报_2026-10-27.docx
+++ b/output/投研舆情晨报_2026-10-27.docx
@@ -19,7 +19,7 @@
           <w:color w:val="8A939E"/>
           <w:sz w:val="18"/>
         </w:rPr>
-        <w:t>覆盖 6 家媒体 · 入库 16,215 条 · 去重后 1,867 条 · 识别热点 66 个</w:t>
+        <w:t>覆盖 6 家媒体 · 入库 16,297 条 · 去重后 2,147 条 · 识别热点 63 个</w:t>
       </w:r>
     </w:p>
     <w:p>
@@ -126,7 +126,7 @@
           </w:tcPr>
           <w:p>
             <w:r>
-              <w:t>0.749</w:t>
+              <w:t>0.882</w:t>
             </w:r>
           </w:p>
         </w:tc>
@@ -156,7 +156,7 @@
           </w:tcPr>
           <w:p>
             <w:r>
-              <w:t>Anthropic向美国SEC提交上市文件后，预测市场交易者</w:t>
+              <w:t>10月27日隔夜要闻：Anthropic递表 美股收高 油价</w:t>
             </w:r>
           </w:p>
         </w:tc>
@@ -166,7 +166,7 @@
           </w:tcPr>
           <w:p>
             <w:r>
-              <w:t>13/3</w:t>
+              <w:t>29/3</w:t>
             </w:r>
           </w:p>
         </w:tc>
@@ -188,7 +188,7 @@
           </w:tcPr>
           <w:p>
             <w:r>
-              <w:t>0.680</w:t>
+              <w:t>0.705</w:t>
             </w:r>
           </w:p>
         </w:tc>
@@ -228,7 +228,7 @@
           </w:tcPr>
           <w:p>
             <w:r>
-              <w:t>8/3</w:t>
+              <w:t>11/4</w:t>
             </w:r>
           </w:p>
         </w:tc>
@@ -250,7 +250,131 @@
           </w:tcPr>
           <w:p>
             <w:r>
-              <w:t>0.651</w:t>
+              <w:t>0.663</w:t>
+            </w:r>
+          </w:p>
+        </w:tc>
+        <w:tc>
+          <w:tcPr>
+            <w:tcW w:type="dxa" w:w="1440"/>
+          </w:tcPr>
+          <w:p>
+            <w:r>
+              <w:t>爆点</w:t>
+            </w:r>
+          </w:p>
+        </w:tc>
+        <w:tc>
+          <w:tcPr>
+            <w:tcW w:type="dxa" w:w="1440"/>
+          </w:tcPr>
+          <w:p>
+            <w:r>
+              <w:t>大宗与能化</w:t>
+            </w:r>
+          </w:p>
+        </w:tc>
+        <w:tc>
+          <w:tcPr>
+            <w:tcW w:type="dxa" w:w="1440"/>
+          </w:tcPr>
+          <w:p>
+            <w:r>
+              <w:t>商品期货开盘，甲醇主力合约触及涨停，丙烯涨近6%，对二甲苯、</w:t>
+            </w:r>
+          </w:p>
+        </w:tc>
+        <w:tc>
+          <w:tcPr>
+            <w:tcW w:type="dxa" w:w="1440"/>
+          </w:tcPr>
+          <w:p>
+            <w:r>
+              <w:t>8/3</w:t>
+            </w:r>
+          </w:p>
+        </w:tc>
+      </w:tr>
+      <w:tr>
+        <w:tc>
+          <w:tcPr>
+            <w:tcW w:type="dxa" w:w="1440"/>
+          </w:tcPr>
+          <w:p>
+            <w:r>
+              <w:t>4</w:t>
+            </w:r>
+          </w:p>
+        </w:tc>
+        <w:tc>
+          <w:tcPr>
+            <w:tcW w:type="dxa" w:w="1440"/>
+          </w:tcPr>
+          <w:p>
+            <w:r>
+              <w:t>0.653</w:t>
+            </w:r>
+          </w:p>
+        </w:tc>
+        <w:tc>
+          <w:tcPr>
+            <w:tcW w:type="dxa" w:w="1440"/>
+          </w:tcPr>
+          <w:p>
+            <w:r>
+              <w:t>爆点</w:t>
+            </w:r>
+          </w:p>
+        </w:tc>
+        <w:tc>
+          <w:tcPr>
+            <w:tcW w:type="dxa" w:w="1440"/>
+          </w:tcPr>
+          <w:p>
+            <w:r>
+              <w:t>综合</w:t>
+            </w:r>
+          </w:p>
+        </w:tc>
+        <w:tc>
+          <w:tcPr>
+            <w:tcW w:type="dxa" w:w="1440"/>
+          </w:tcPr>
+          <w:p>
+            <w:r>
+              <w:t>首批主动ETF发行“加速跑”：18只中7只提前结募，南方、华</w:t>
+            </w:r>
+          </w:p>
+        </w:tc>
+        <w:tc>
+          <w:tcPr>
+            <w:tcW w:type="dxa" w:w="1440"/>
+          </w:tcPr>
+          <w:p>
+            <w:r>
+              <w:t>9/2</w:t>
+            </w:r>
+          </w:p>
+        </w:tc>
+      </w:tr>
+      <w:tr>
+        <w:tc>
+          <w:tcPr>
+            <w:tcW w:type="dxa" w:w="1440"/>
+          </w:tcPr>
+          <w:p>
+            <w:r>
+              <w:t>5</w:t>
+            </w:r>
+          </w:p>
+        </w:tc>
+        <w:tc>
+          <w:tcPr>
+            <w:tcW w:type="dxa" w:w="1440"/>
+          </w:tcPr>
+          <w:p>
+            <w:r>
+              <w:t>0.642</w:t>
             </w:r>
           </w:p>
         </w:tc>
@@ -302,7 +426,7 @@
           </w:tcPr>
           <w:p>
             <w:r>
-              <w:t>4</w:t>
+              <w:t>6</w:t>
             </w:r>
           </w:p>
         </w:tc>
@@ -312,69 +436,7 @@
           </w:tcPr>
           <w:p>
             <w:r>
-              <w:t>0.634</w:t>
-            </w:r>
-          </w:p>
-        </w:tc>
-        <w:tc>
-          <w:tcPr>
-            <w:tcW w:type="dxa" w:w="1440"/>
-          </w:tcPr>
-          <w:p>
-            <w:r>
-              <w:t>爆点</w:t>
-            </w:r>
-          </w:p>
-        </w:tc>
-        <w:tc>
-          <w:tcPr>
-            <w:tcW w:type="dxa" w:w="1440"/>
-          </w:tcPr>
-          <w:p>
-            <w:r>
-              <w:t>大宗与能化</w:t>
-            </w:r>
-          </w:p>
-        </w:tc>
-        <w:tc>
-          <w:tcPr>
-            <w:tcW w:type="dxa" w:w="1440"/>
-          </w:tcPr>
-          <w:p>
-            <w:r>
-              <w:t>商品期货开盘，甲醇主力合约触及涨停，丙烯涨近6%，对二甲苯、</w:t>
-            </w:r>
-          </w:p>
-        </w:tc>
-        <w:tc>
-          <w:tcPr>
-            <w:tcW w:type="dxa" w:w="1440"/>
-          </w:tcPr>
-          <w:p>
-            <w:r>
-              <w:t>5/3</w:t>
-            </w:r>
-          </w:p>
-        </w:tc>
-      </w:tr>
-      <w:tr>
-        <w:tc>
-          <w:tcPr>
-            <w:tcW w:type="dxa" w:w="1440"/>
-          </w:tcPr>
-          <w:p>
-            <w:r>
-              <w:t>5</w:t>
-            </w:r>
-          </w:p>
-        </w:tc>
-        <w:tc>
-          <w:tcPr>
-            <w:tcW w:type="dxa" w:w="1440"/>
-          </w:tcPr>
-          <w:p>
-            <w:r>
-              <w:t>0.613</w:t>
+              <w:t>0.609</w:t>
             </w:r>
           </w:p>
         </w:tc>
@@ -404,7 +466,7 @@
           </w:tcPr>
           <w:p>
             <w:r>
-              <w:t>沙特领导的联军称 沙特拦截了也门胡塞武装向南部地区发射的10</w:t>
+              <w:t>巴西大选第二轮投票已统计25.19%的选票，博索纳罗以50.</w:t>
             </w:r>
           </w:p>
         </w:tc>
@@ -414,7 +476,7 @@
           </w:tcPr>
           <w:p>
             <w:r>
-              <w:t>4/3</w:t>
+              <w:t>5/2</w:t>
             </w:r>
           </w:p>
         </w:tc>
@@ -426,7 +488,7 @@
           </w:tcPr>
           <w:p>
             <w:r>
-              <w:t>6</w:t>
+              <w:t>7</w:t>
             </w:r>
           </w:p>
         </w:tc>
@@ -436,7 +498,7 @@
           </w:tcPr>
           <w:p>
             <w:r>
-              <w:t>0.587</w:t>
+              <w:t>0.589</w:t>
             </w:r>
           </w:p>
         </w:tc>
@@ -446,7 +508,7 @@
           </w:tcPr>
           <w:p>
             <w:r>
-              <w:t>爆点</w:t>
+              <w:t>高热</w:t>
             </w:r>
           </w:p>
         </w:tc>
@@ -488,68 +550,6 @@
           </w:tcPr>
           <w:p>
             <w:r>
-              <w:t>7</w:t>
-            </w:r>
-          </w:p>
-        </w:tc>
-        <w:tc>
-          <w:tcPr>
-            <w:tcW w:type="dxa" w:w="1440"/>
-          </w:tcPr>
-          <w:p>
-            <w:r>
-              <w:t>0.576</w:t>
-            </w:r>
-          </w:p>
-        </w:tc>
-        <w:tc>
-          <w:tcPr>
-            <w:tcW w:type="dxa" w:w="1440"/>
-          </w:tcPr>
-          <w:p>
-            <w:r>
-              <w:t>高热</w:t>
-            </w:r>
-          </w:p>
-        </w:tc>
-        <w:tc>
-          <w:tcPr>
-            <w:tcW w:type="dxa" w:w="1440"/>
-          </w:tcPr>
-          <w:p>
-            <w:r>
-              <w:t>国际市场</w:t>
-            </w:r>
-          </w:p>
-        </w:tc>
-        <w:tc>
-          <w:tcPr>
-            <w:tcW w:type="dxa" w:w="1440"/>
-          </w:tcPr>
-          <w:p>
-            <w:r>
-              <w:t>国际金价跌至三个月低位，失守4000美元后企稳，市场预计美联</w:t>
-            </w:r>
-          </w:p>
-        </w:tc>
-        <w:tc>
-          <w:tcPr>
-            <w:tcW w:type="dxa" w:w="1440"/>
-          </w:tcPr>
-          <w:p>
-            <w:r>
-              <w:t>9/2</w:t>
-            </w:r>
-          </w:p>
-        </w:tc>
-      </w:tr>
-      <w:tr>
-        <w:tc>
-          <w:tcPr>
-            <w:tcW w:type="dxa" w:w="1440"/>
-          </w:tcPr>
-          <w:p>
-            <w:r>
               <w:t>8</w:t>
             </w:r>
           </w:p>
@@ -560,69 +560,7 @@
           </w:tcPr>
           <w:p>
             <w:r>
-              <w:t>0.576</w:t>
-            </w:r>
-          </w:p>
-        </w:tc>
-        <w:tc>
-          <w:tcPr>
-            <w:tcW w:type="dxa" w:w="1440"/>
-          </w:tcPr>
-          <w:p>
-            <w:r>
-              <w:t>高热</w:t>
-            </w:r>
-          </w:p>
-        </w:tc>
-        <w:tc>
-          <w:tcPr>
-            <w:tcW w:type="dxa" w:w="1440"/>
-          </w:tcPr>
-          <w:p>
-            <w:r>
-              <w:t>宏观政策</w:t>
-            </w:r>
-          </w:p>
-        </w:tc>
-        <w:tc>
-          <w:tcPr>
-            <w:tcW w:type="dxa" w:w="1440"/>
-          </w:tcPr>
-          <w:p>
-            <w:r>
-              <w:t>前三季度江苏GDP为108631.3亿元，同比增长5.2%</w:t>
-            </w:r>
-          </w:p>
-        </w:tc>
-        <w:tc>
-          <w:tcPr>
-            <w:tcW w:type="dxa" w:w="1440"/>
-          </w:tcPr>
-          <w:p>
-            <w:r>
-              <w:t>6/2</w:t>
-            </w:r>
-          </w:p>
-        </w:tc>
-      </w:tr>
-      <w:tr>
-        <w:tc>
-          <w:tcPr>
-            <w:tcW w:type="dxa" w:w="1440"/>
-          </w:tcPr>
-          <w:p>
-            <w:r>
-              <w:t>9</w:t>
-            </w:r>
-          </w:p>
-        </w:tc>
-        <w:tc>
-          <w:tcPr>
-            <w:tcW w:type="dxa" w:w="1440"/>
-          </w:tcPr>
-          <w:p>
-            <w:r>
-              <w:t>0.566</w:t>
+              <w:t>0.573</w:t>
             </w:r>
           </w:p>
         </w:tc>
@@ -674,7 +612,7 @@
           </w:tcPr>
           <w:p>
             <w:r>
-              <w:t>10</w:t>
+              <w:t>9</w:t>
             </w:r>
           </w:p>
         </w:tc>
@@ -684,7 +622,7 @@
           </w:tcPr>
           <w:p>
             <w:r>
-              <w:t>0.560</w:t>
+              <w:t>0.568</w:t>
             </w:r>
           </w:p>
         </w:tc>
@@ -729,6 +667,68 @@
           </w:p>
         </w:tc>
       </w:tr>
+      <w:tr>
+        <w:tc>
+          <w:tcPr>
+            <w:tcW w:type="dxa" w:w="1440"/>
+          </w:tcPr>
+          <w:p>
+            <w:r>
+              <w:t>10</w:t>
+            </w:r>
+          </w:p>
+        </w:tc>
+        <w:tc>
+          <w:tcPr>
+            <w:tcW w:type="dxa" w:w="1440"/>
+          </w:tcPr>
+          <w:p>
+            <w:r>
+              <w:t>0.568</w:t>
+            </w:r>
+          </w:p>
+        </w:tc>
+        <w:tc>
+          <w:tcPr>
+            <w:tcW w:type="dxa" w:w="1440"/>
+          </w:tcPr>
+          <w:p>
+            <w:r>
+              <w:t>高热</w:t>
+            </w:r>
+          </w:p>
+        </w:tc>
+        <w:tc>
+          <w:tcPr>
+            <w:tcW w:type="dxa" w:w="1440"/>
+          </w:tcPr>
+          <w:p>
+            <w:r>
+              <w:t>宏观政策</w:t>
+            </w:r>
+          </w:p>
+        </w:tc>
+        <w:tc>
+          <w:tcPr>
+            <w:tcW w:type="dxa" w:w="1440"/>
+          </w:tcPr>
+          <w:p>
+            <w:r>
+              <w:t>10月27日央行开展4120亿元7天期逆回购操作</w:t>
+            </w:r>
+          </w:p>
+        </w:tc>
+        <w:tc>
+          <w:tcPr>
+            <w:tcW w:type="dxa" w:w="1440"/>
+          </w:tcPr>
+          <w:p>
+            <w:r>
+              <w:t>3/3</w:t>
+            </w:r>
+          </w:p>
+        </w:tc>
+      </w:tr>
     </w:tbl>
     <w:p>
       <w:pPr>
@@ -746,7 +746,7 @@
         <w:pStyle w:val="Heading2"/>
       </w:pPr>
       <w:r>
-        <w:t>Anthropic向美国SEC提交上市文件后，预测市场交易者认为其今年IPO几乎已成定局</w:t>
+        <w:t>10月27日隔夜要闻：Anthropic递表 美股收高 油价回落 巴西股市暴跌熔断 微软</w:t>
       </w:r>
     </w:p>
     <w:p>
@@ -755,7 +755,7 @@
           <w:color w:val="8A939E"/>
           <w:sz w:val="18"/>
         </w:rPr>
-        <w:t>热度 0.749（爆点）· 13 篇 / 3 家媒体 · AI与大模型</w:t>
+        <w:t>热度 0.882（爆点）· 29 篇 / 3 家媒体 · AI与大模型</w:t>
       </w:r>
     </w:p>
     <w:p>
@@ -767,7 +767,7 @@
         <w:t>事件概述：</w:t>
       </w:r>
       <w:r>
-        <w:t>「Anthropic向美国SEC提交上市文件后，预测市场交易者认为其今年IPO几乎已成定局」由 13 篇报道聚合而成，覆盖 3 家媒体，热度 0.749（爆点），所属板块类目：AI与大模型。</w:t>
+        <w:t>「10月27日隔夜要闻：Anthropic递表 美股收高 油价回落 巴西股市暴跌熔断 微软向6万名」由 29 篇报道聚合而成，覆盖 3 家媒体，热度 0.882（爆点），所属板块类目：AI与大模型。</w:t>
       </w:r>
     </w:p>
     <w:p>
@@ -779,7 +779,7 @@
         <w:t>关键信息：</w:t>
       </w:r>
       <w:r>
-        <w:t>Anthropic向美国SEC提交上市文件后，预测市场交易者认为其今年IPO几乎；Anthropic正式提交纳斯达克IPO申请；Anthropic公开提交IPO文件 有望成为首家上市的前沿AI实验室</w:t>
+        <w:t>10月27日隔夜要闻：Anthropic递表 美股收高 油价回落 巴西股市暴跌熔；10月27日外盘头条：巴西股市暴跌 特朗普质疑卢拉胜选 苹果承认少量iPhone；美股三大指数集体高开 巴西在美股上市的公司暴跌</w:t>
       </w:r>
     </w:p>
     <w:p>
@@ -812,7 +812,7 @@
           <w:color w:val="8A939E"/>
           <w:sz w:val="17"/>
         </w:rPr>
-        <w:t>引用：[1]Anthropic向美国SEC提交上市文件后，预测市 / [2]Anthropic正式提交纳斯达克IPO申请 / [3]Anthropic公开提交IPO文件 有望成为首家上 / [4]Anthropic向美国SEC提交招股说明书</w:t>
+        <w:t>引用：[1]10月27日隔夜要闻：Anthropic递表 美股收 / [2]10月27日外盘头条：巴西股市暴跌 特朗普质疑卢拉胜 / [3]美股三大指数集体高开 巴西在美股上市的公司暴跌 / [4]巴西股市暴跌 因触发熔断机制暂停交易</w:t>
       </w:r>
     </w:p>
     <w:p>
@@ -829,7 +829,7 @@
           <w:color w:val="8A939E"/>
           <w:sz w:val="18"/>
         </w:rPr>
-        <w:t>热度 0.680（爆点）· 8 篇 / 3 家媒体 · 宏观政策</w:t>
+        <w:t>热度 0.705（爆点）· 11 篇 / 4 家媒体 · 宏观政策</w:t>
       </w:r>
     </w:p>
     <w:p>
@@ -841,7 +841,7 @@
         <w:t>事件概述：</w:t>
       </w:r>
       <w:r>
-        <w:t>「国家统计局：1—9月算力与数据中心建设带动光纤制造、光缆制造行业利润分别增长5.7倍和1.1倍」由 8 篇报道聚合而成，覆盖 3 家媒体，热度 0.68（爆点），所属板块类目：宏观政策。</w:t>
+        <w:t>「国家统计局：1—9月算力与数据中心建设带动光纤制造、光缆制造行业利润分别增长5.7倍和1.1倍」由 11 篇报道聚合而成，覆盖 4 家媒体，热度 0.705（爆点），所属板块类目：宏观政策。</w:t>
       </w:r>
     </w:p>
     <w:p>
@@ -894,7 +894,7 @@
         <w:pStyle w:val="Heading2"/>
       </w:pPr>
       <w:r>
-        <w:t>恒指高开0.28%，报23156.96点；恒生科技指数涨0.43%。网易涨近5%</w:t>
+        <w:t>商品期货开盘，甲醇主力合约触及涨停，丙烯涨近6%，对二甲苯、聚丙烯、苯乙烯涨超5</w:t>
       </w:r>
     </w:p>
     <w:p>
@@ -903,7 +903,7 @@
           <w:color w:val="8A939E"/>
           <w:sz w:val="18"/>
         </w:rPr>
-        <w:t>热度 0.651（爆点）· 6 篇 / 3 家媒体 · 金融市场</w:t>
+        <w:t>热度 0.663（爆点）· 8 篇 / 3 家媒体 · 大宗与能化</w:t>
       </w:r>
     </w:p>
     <w:p>
@@ -915,81 +915,7 @@
         <w:t>事件概述：</w:t>
       </w:r>
       <w:r>
-        <w:t>「恒指高开0.28%，报23156.96点；恒生科技指数涨0.43%。网易涨近5%」由 6 篇报道聚合而成，覆盖 3 家媒体，热度 0.651（爆点），所属板块类目：金融市场。</w:t>
-      </w:r>
-    </w:p>
-    <w:p>
-      <w:r>
-        <w:rPr>
-          <w:b/>
-          <w:color w:val="16324F"/>
-        </w:rPr>
-        <w:t>关键信息：</w:t>
-      </w:r>
-      <w:r>
-        <w:t>恒指高开0.28%，报23156.96点；恒生科技指数涨0.43%。网易涨近5%；港股开盘：恒生指数涨0.28% 恒生科技指数涨0.43%；港股高开高走，恒生科技指数涨幅扩大逾1%</w:t>
-      </w:r>
-    </w:p>
-    <w:p>
-      <w:r>
-        <w:rPr>
-          <w:b/>
-          <w:color w:val="16324F"/>
-        </w:rPr>
-        <w:t>市场影响：</w:t>
-      </w:r>
-      <w:r>
-        <w:t>关联板块代码：BK1652。（LLM 不可用，未生成研判，以上为检索与统计事实）</w:t>
-      </w:r>
-    </w:p>
-    <w:p>
-      <w:r>
-        <w:rPr>
-          <w:b/>
-          <w:color w:val="16324F"/>
-        </w:rPr>
-        <w:t>关注要点：</w:t>
-      </w:r>
-      <w:r>
-        <w:t>建议人工复核该事件的后续进展与板块联动。</w:t>
-      </w:r>
-    </w:p>
-    <w:p>
-      <w:r>
-        <w:rPr>
-          <w:color w:val="8A939E"/>
-          <w:sz w:val="17"/>
-        </w:rPr>
-        <w:t>引用：[1]恒指高开0.28%，报23156.96点；恒生科技指 / [2]港股开盘：恒生指数涨0.28% 恒生科技指数涨0.4 / [3]港股高开高走，恒生科技指数涨幅扩大逾1% / [4]港股午评：恒指涨0.44% 科指跌0.37% 科网股</w:t>
-      </w:r>
-    </w:p>
-    <w:p>
-      <w:pPr>
-        <w:pStyle w:val="Heading2"/>
-      </w:pPr>
-      <w:r>
-        <w:t>商品期货开盘，甲醇主力合约触及涨停，丙烯涨近6%，对二甲苯、聚丙烯、苯乙烯涨超5</w:t>
-      </w:r>
-    </w:p>
-    <w:p>
-      <w:r>
-        <w:rPr>
-          <w:color w:val="8A939E"/>
-          <w:sz w:val="18"/>
-        </w:rPr>
-        <w:t>热度 0.634（爆点）· 5 篇 / 3 家媒体 · 大宗与能化</w:t>
-      </w:r>
-    </w:p>
-    <w:p>
-      <w:r>
-        <w:rPr>
-          <w:b/>
-          <w:color w:val="16324F"/>
-        </w:rPr>
-        <w:t>事件概述：</w:t>
-      </w:r>
-      <w:r>
-        <w:t>「商品期货开盘，甲醇主力合约触及涨停，丙烯涨近6%，对二甲苯、聚丙烯、苯乙烯涨超5」由 5 篇报道聚合而成，覆盖 3 家媒体，热度 0.634（爆点），所属板块类目：大宗与能化。</w:t>
+        <w:t>「商品期货开盘，甲醇主力合约触及涨停，丙烯涨近6%，对二甲苯、聚丙烯、苯乙烯涨超5」由 8 篇报道聚合而成，覆盖 3 家媒体，热度 0.663（爆点），所属板块类目：大宗与能化。</w:t>
       </w:r>
     </w:p>
     <w:p>
@@ -1042,7 +968,7 @@
         <w:pStyle w:val="Heading2"/>
       </w:pPr>
       <w:r>
-        <w:t>沙特领导的联军称 沙特拦截了也门胡塞武装向南部地区发射的10枚弹道导弹</w:t>
+        <w:t>首批主动ETF发行“加速跑”：18只中7只提前结募，南方、华夏、华泰柏瑞、平安今日触顶配</w:t>
       </w:r>
     </w:p>
     <w:p>
@@ -1051,7 +977,7 @@
           <w:color w:val="8A939E"/>
           <w:sz w:val="18"/>
         </w:rPr>
-        <w:t>热度 0.613（爆点）· 4 篇 / 3 家媒体 · 综合</w:t>
+        <w:t>热度 0.653（爆点）· 9 篇 / 2 家媒体 · 综合</w:t>
       </w:r>
     </w:p>
     <w:p>
@@ -1063,7 +989,7 @@
         <w:t>事件概述：</w:t>
       </w:r>
       <w:r>
-        <w:t>「沙特领导的联军称 沙特拦截了也门胡塞武装向南部地区发射的10枚弹道导弹」由 4 篇报道聚合而成，覆盖 3 家媒体，热度 0.613（爆点），所属板块类目：综合。</w:t>
+        <w:t>「首批主动ETF发行“加速跑”：18只中7只提前结募，南方、华夏、华泰柏瑞、平安今日触顶配售」由 9 篇报道聚合而成，覆盖 2 家媒体，热度 0.653（爆点），所属板块类目：综合。</w:t>
       </w:r>
     </w:p>
     <w:p>
@@ -1075,7 +1001,7 @@
         <w:t>关键信息：</w:t>
       </w:r>
       <w:r>
-        <w:t>沙特领导的联军称 沙特拦截了也门胡塞武装向南部地区发射的10枚弹道导弹；沙特主导联军称拦截胡塞弹道导弹；胡塞武装宣称袭击沙特油气与机场设施，沙特称拦截导弹</w:t>
+        <w:t>首批主动ETF发行“加速跑”：18只中7只提前结募，南方、华夏、华泰柏瑞、平安今；开售仅两日 沪市9只主动ETF中已有5只募满20亿元；三日售罄！首批主动ETF结募阵营扩至11只 汇添富、大成、招商、天弘“撞线”</w:t>
       </w:r>
     </w:p>
     <w:p>
@@ -1108,7 +1034,81 @@
           <w:color w:val="8A939E"/>
           <w:sz w:val="17"/>
         </w:rPr>
-        <w:t>引用：[1]沙特领导的联军称 沙特拦截了也门胡塞武装向南部地区发 / [2]沙特主导联军称拦截胡塞弹道导弹 / [3]胡塞武装宣称袭击沙特油气与机场设施，沙特称拦截导弹 / [4]也门胡塞武装：7袭沙特境内目标，回应沙特空袭</w:t>
+        <w:t>引用：[1]首批主动ETF发行“加速跑”：18只中7只提前结募， / [2]开售仅两日 沪市9只主动ETF中已有5只募满20亿元 / [3]三日售罄！首批主动ETF结募阵营扩至11只 汇添富、 / [4]提前结募！招商价值智选主动管理ETF提前结束募集</w:t>
+      </w:r>
+    </w:p>
+    <w:p>
+      <w:pPr>
+        <w:pStyle w:val="Heading2"/>
+      </w:pPr>
+      <w:r>
+        <w:t>恒指高开0.28%，报23156.96点；恒生科技指数涨0.43%。网易涨近5%</w:t>
+      </w:r>
+    </w:p>
+    <w:p>
+      <w:r>
+        <w:rPr>
+          <w:color w:val="8A939E"/>
+          <w:sz w:val="18"/>
+        </w:rPr>
+        <w:t>热度 0.642（爆点）· 6 篇 / 3 家媒体 · 金融市场</w:t>
+      </w:r>
+    </w:p>
+    <w:p>
+      <w:r>
+        <w:rPr>
+          <w:b/>
+          <w:color w:val="16324F"/>
+        </w:rPr>
+        <w:t>事件概述：</w:t>
+      </w:r>
+      <w:r>
+        <w:t>「恒指高开0.28%，报23156.96点；恒生科技指数涨0.43%。网易涨近5%」由 6 篇报道聚合而成，覆盖 3 家媒体，热度 0.642（爆点），所属板块类目：金融市场。</w:t>
+      </w:r>
+    </w:p>
+    <w:p>
+      <w:r>
+        <w:rPr>
+          <w:b/>
+          <w:color w:val="16324F"/>
+        </w:rPr>
+        <w:t>关键信息：</w:t>
+      </w:r>
+      <w:r>
+        <w:t>恒指高开0.28%，报23156.96点；恒生科技指数涨0.43%。网易涨近5%；港股开盘：恒生指数涨0.28% 恒生科技指数涨0.43%；港股高开高走，恒生科技指数涨幅扩大逾1%</w:t>
+      </w:r>
+    </w:p>
+    <w:p>
+      <w:r>
+        <w:rPr>
+          <w:b/>
+          <w:color w:val="16324F"/>
+        </w:rPr>
+        <w:t>市场影响：</w:t>
+      </w:r>
+      <w:r>
+        <w:t>关联板块代码：BK1652。（LLM 不可用，未生成研判，以上为检索与统计事实）</w:t>
+      </w:r>
+    </w:p>
+    <w:p>
+      <w:r>
+        <w:rPr>
+          <w:b/>
+          <w:color w:val="16324F"/>
+        </w:rPr>
+        <w:t>关注要点：</w:t>
+      </w:r>
+      <w:r>
+        <w:t>建议人工复核该事件的后续进展与板块联动。</w:t>
+      </w:r>
+    </w:p>
+    <w:p>
+      <w:r>
+        <w:rPr>
+          <w:color w:val="8A939E"/>
+          <w:sz w:val="17"/>
+        </w:rPr>
+        <w:t>引用：[1]恒指高开0.28%，报23156.96点；恒生科技指 / [2]港股开盘：恒生指数涨0.28% 恒生科技指数涨0.4 / [3]港股高开高走，恒生科技指数涨幅扩大逾1% / [4]港股午评：恒指涨0.44% 科指跌0.37% 科网股</w:t>
       </w:r>
     </w:p>
     <w:p>
@@ -1127,7 +1127,7 @@
         <w:pStyle w:val="ListBullet"/>
       </w:pPr>
       <w:r>
-        <w:t>采集：6 家媒体公开接口，累计入库 16,215 条</w:t>
+        <w:t>采集：6 家媒体公开接口，累计入库 16,297 条</w:t>
       </w:r>
     </w:p>
     <w:p>
@@ -1135,7 +1135,7 @@
         <w:pStyle w:val="ListBullet"/>
       </w:pPr>
       <w:r>
-        <w:t>三层去重：2,132 → 1,867 条（精确112/SimHash15/语义138）</w:t>
+        <w:t>三层去重：2,393 → 2,147 条（精确93/SimHash10/语义143）</w:t>
       </w:r>
     </w:p>
     <w:p>
